--- a/example_articles/countries/Egypt/4.countries_Egypt_Other_publisher.docx
+++ b/example_articles/countries/Egypt/4.countries_Egypt_Other_publisher.docx
@@ -27,17 +27,17 @@
     </w:p>
     <w:p>
       <w:r>
-        <w:t>Source File: Other publishers/Files (500) (29).DOCX</w:t>
+        <w:t>Source file: Other publishers/Files (500) (29).DOCX</w:t>
       </w:r>
     </w:p>
     <w:p>
       <w:r>
-        <w:t>Raw locations result: ['Egypt', 'Florida', 'Illinois']</w:t>
+        <w:t>Raw locations result, 'locations': ['Egypt', 'Florida', 'Illinois']</w:t>
       </w:r>
     </w:p>
     <w:p>
       <w:r>
-        <w:t>countries_stand_flat (Standardized): Egypt</w:t>
+        <w:t>Standardized locations result, 'countries_stand_flat': Egypt</w:t>
       </w:r>
     </w:p>
     <w:p>

--- a/example_articles/countries/Egypt/4.countries_Egypt_Other_publisher.docx
+++ b/example_articles/countries/Egypt/4.countries_Egypt_Other_publisher.docx
@@ -7,7 +7,7 @@
         <w:pStyle w:val="Heading1"/>
       </w:pPr>
       <w:r>
-        <w:t>IN THE LONG RUN, PIRATES FANS GET SQUEEZED</w:t>
+        <w:t>Egyptians' petition campaign targets president</w:t>
       </w:r>
     </w:p>
     <w:p>
@@ -17,22 +17,22 @@
     </w:p>
     <w:p>
       <w:r>
-        <w:t>Date: 2002-05-04</w:t>
+        <w:t>Date: 2013-06-11</w:t>
       </w:r>
     </w:p>
     <w:p>
       <w:r>
-        <w:t>Section: SPORTS,</w:t>
+        <w:t>Section: NEWS; Pg. 5A</w:t>
       </w:r>
     </w:p>
     <w:p>
       <w:r>
-        <w:t>Source file: Other publishers/Files (500) (29).DOCX</w:t>
+        <w:t>Source file: Other publishers/Files (500) (12).DOCX</w:t>
       </w:r>
     </w:p>
     <w:p>
       <w:r>
-        <w:t>Raw locations result, 'locations': ['Egypt', 'Florida', 'Illinois']</w:t>
+        <w:t>Raw locations result, 'locations': ['Egypt']</w:t>
       </w:r>
     </w:p>
     <w:p>
@@ -49,129 +49,45 @@
     </w:p>
     <w:p>
       <w:r>
-        <w:t>I understand Kevin McClatchy is running the Pittsburgh Marathon tomorrow. I have a few suggestions to make his running experience more enjoyable:</w:t>
+        <w:t>Instead of heading to Tahrir Square, Egyptians irate with their nation's troubled state are embracing a different form of political dissent: signing petitions.</w:t>
         <w:br/>
-        <w:t xml:space="preserve"> First, he should be patted down by a high school kid. Not for security reasons, but to assure he is not smuggling food or water into the race.</w:t>
+        <w:t>A growing movement called the Tamarod -- or rebel -- campaign is collecting millions of signatures to show widespread distaste for President Mohammed Morsi and call for early presidential elections.</w:t>
         <w:br/>
-        <w:t xml:space="preserve"> Second, he should have unopened water or coffee confiscated for fear it contains alcohol.</w:t>
+        <w:t>"Morsi doesn't understand anything," said Shady Mohamed, a real estate agent in Cairo who signed the petition. "He doesn't understand the people or the country. ... And he just focuses on the Muslim Brotherhood, not the Egyptian people."</w:t>
         <w:br/>
-        <w:t xml:space="preserve"> Finally, he should be charged $5.25 every time he is handed water along the course. He should be forced, as we are, to dig into his pockets for that last quarter and then finish the race with his pants weighed down with change.</w:t>
+        <w:t>The petitions have no legal implications, and the campaign doesn't offer leadership alternatives.</w:t>
         <w:br/>
-        <w:t>McClatchy might then have some appreciation of what it is like to attend a Pirates game.</w:t>
+        <w:t>Still, the movement could pose more challenges for the deeply distressed state if it drives more unrest.</w:t>
         <w:br/>
-        <w:t xml:space="preserve"> GEORGE PEPONIDIS</w:t>
+        <w:t>Petitions give voice to those who don't go to places such as Tahrir Square -- the heart of the uprising in 2011 -- where gatherings are divided along party lines and there is risk of violence and clashes.</w:t>
         <w:br/>
-        <w:t xml:space="preserve"> Findlay</w:t>
+        <w:t>"The campaign is probably the largest grass-roots effort that we've seen since the start of the Jan. 25 (2011) revolution," said Tarek Radwan, associate director for the Atlantic Council's Rafik Hariri Center in Washington. "That in and of itself is significant, and to have a quantitative measure of those citizens who are against the Morsi government ... and against the Muslim Brotherhood, that directly counters the government rhetoric."</w:t>
         <w:br/>
-        <w:t xml:space="preserve"> Unhappy customer      While not originally from Pittsburgh, I have become a</w:t>
+        <w:t>In support of Morsi, Egyptian Islamists launched a counter-campaign, the Tagarod -- or "impartiality" -- movement in May. It calls for Morsi to complete the rest of his term and organizers claim it has more than 2 million signatures.</w:t>
         <w:br/>
-        <w:t>season-ticket holder and a die-hard Pirates fan.</w:t>
+        <w:t>Organizers of the rebel movement are aiming for 15 million signatures by the end of June. That's more than the 13.2 million votes Morsi received in last year's presidential election.</w:t>
         <w:br/>
-        <w:t xml:space="preserve"> Not only was I dismayed at the ticket price increase (which did not deter me from renewing my full season package), but I have become seriously dismayed by Kevin McClatchy's recent comments. He says the Pirates will not increase season-ticket prices next season. All that tells me is that individual game prices will increase and they'll claim that season-ticket holders are getting a discount. I can assure McClatchy that if that scenario unfolds, the Pirates will lose 25 percent of their current season-ticket base, including myself.</w:t>
+        <w:t>Signatures are gathered on the streets, in workplaces, public meeting spaces and everywhere in between, and websites are available in Arabic, English, German and French, so people can join the effort online.</w:t>
         <w:br/>
-        <w:t xml:space="preserve"> McClatchy also speaks about not eating for three hours if the patrons believe the prices are too high. Apparently, he and his marketing department still don't get it. Eating at a ballgame is very much a part of the experience. Families want to see baseball and have hot dogs, cotton candy and all the other nice things they have to offer.</w:t>
+        <w:t>In early June, the Tamarod group claimed it had more than 7 million signed requests for an early presidential vote.</w:t>
         <w:br/>
-        <w:t xml:space="preserve"> Past surveys were nothing more than feel-good propaganda to make fans believe McClatchy cared when he didn't. How else can he explain why no one from the Pirates bothered to call 7,000 nonrenewals to find out why?</w:t>
+        <w:t>Protesters plan to host a mass demonstration in the capital June 30, marking one year since Morsi's inauguration.</w:t>
         <w:br/>
-        <w:t xml:space="preserve"> STEVEN GUTFELD</w:t>
+        <w:t>"Similarly to how you would have, in a liberal democracy, a pledge for campaign donations or actually putting your names to something as a promise to participate in a certain way, what the campaign is trying to accomplish is to have a guarantee, or numbers and obligation, from those agreeing to participate in a massive movement," said James Sunday, an academic coordinator and adjunct professor of political science at the American University in Cairo.</w:t>
         <w:br/>
-        <w:t xml:space="preserve"> Upper St. Clair</w:t>
+        <w:t>Small protests and strikes are rife daily across the country as various professionals and working-class groups voice their demands or display frustration with Morsi.</w:t>
         <w:br/>
-        <w:t xml:space="preserve"> Thanks to McClatchy      Kevin McClatchy has given me a taste of the magic</w:t>
+        <w:t>But the June 30 protest date, set weeks in advance, shows there is planning involved in this rebel campaign.</w:t>
         <w:br/>
-        <w:t>I could only dream of from my parents' radio broadcasts of Pirates games as I can remember from Bob Prince and Nellie King. My brother gave me the memory of my parents' name on a brick by the statue of my hero -- Willie Stargell -- on Federal Street. We were the true, working-class Pirates fans with the happy memories that McClatchy preserved for us.</w:t>
+        <w:t xml:space="preserve">"We see a lot more forward thinking in terms of how to try to mobilize the mass numbers that they're actually calling for," Sunday said. </w:t>
         <w:br/>
-        <w:t xml:space="preserve"> I once was one of those angry fans who was mad at McClatchy -- until I realized he was an outsider who came to our city and nudged us, though maybe not gently, to the gifts we have to offer in our beautiful city.</w:t>
         <w:br/>
-        <w:t xml:space="preserve"> However, I felt betrayed by my hometown brothers, the Rooneys, who sold out the fans for the purpose of their own pockets. Not only did they sell out to the almighty dollar, they turned their backs on those fans who stood behind them only to be given seats with poor views in favor of corporate luxury boxes.</w:t>
+        <w:t>Graphic</w:t>
         <w:br/>
-        <w:t xml:space="preserve"> Why is it that McClatchy is held accountable when the Rooneys are placed on a pedestal? How has McClatchy shafted the fans of Pittsburgh more than the Rooneys?</w:t>
         <w:br/>
-        <w:t xml:space="preserve"> JOANNE O. HOLT</w:t>
+        <w:t xml:space="preserve"> </w:t>
         <w:br/>
-        <w:t xml:space="preserve"> Bethel Park</w:t>
-        <w:br/>
-        <w:t xml:space="preserve"> Good times will come      We're seeing some good baseball here in Seattle</w:t>
-        <w:br/>
-        <w:t>this season. But every now and then, my eyes wander over to the Pirates' box score, and I sure like what I see.</w:t>
-        <w:br/>
-        <w:t xml:space="preserve"> My message to Pirates fans: Enjoy. We in the Pacific Northwest lived through every stupid ownership trick imaginable. We traded or let some of our superstar players walk. Ticket prices got jacked. There were so many politics surrounding the construction of our new stadium. Yet, somehow, things have come together.</w:t>
-        <w:br/>
-        <w:t xml:space="preserve"> PNC Park is a magnificent stadium, even better than our Safeco Field. The trade that brought young pitchers such as Josh Fogg and Kip Wells to the Pirates is just the sort of fleecing needed to create a winner in pitcher-friendly PNC Park. I know a lot of things surrounding baseball in 2002 can be maddening, but let it go. Head to the ballpark. You have a fun, exciting team.</w:t>
-        <w:br/>
-        <w:t xml:space="preserve"> MARK FUNK</w:t>
-        <w:br/>
-        <w:t xml:space="preserve"> Seattle</w:t>
-        <w:br/>
-        <w:t xml:space="preserve"> Clean up Meares mess      There's a very elegant solution to the Pat Meares</w:t>
-        <w:br/>
-        <w:t>situation: The Pirates and Meares should determine what insurance compensation the team would receive if he is disabled for 2002 and ' 03. Meares is offered his release for 85 to 90 percent of the insurance money the Pirates would collect on his contract. And the Pirates agree to let him play 2002 and ' 03 for their Class AAA team if he finds no other opportunity he prefers, and he chooses to do so.</w:t>
-        <w:br/>
-        <w:t xml:space="preserve"> It's a tragedy that Meares' career has been hampered so badly and that there will likely be a lot of public ugliness about his contract situation. The Pirates' image is important to fans who might buy tickets and free agents who might sign with the team. It might also affect the players currently on the roster. No one wants to work for or support a company that is perceived as treating its employees harshly, especially employees who have suffered some hardship.</w:t>
-        <w:br/>
-        <w:t xml:space="preserve"> It would be very foolish for the Pirates to not find a quick, amicable and dignified solution to the Meares situation.</w:t>
-        <w:br/>
-        <w:t xml:space="preserve"> ALAN HORN</w:t>
-        <w:br/>
-        <w:t xml:space="preserve"> Chicago</w:t>
-        <w:br/>
-        <w:t xml:space="preserve"> Attendance not the issue      I disagree with Bob Smizik, who had a note in</w:t>
-        <w:br/>
-        <w:t>his column May 1 supporting Bud Selig's plan to contract the Montreal Expos.</w:t>
-        <w:br/>
-        <w:t xml:space="preserve"> He couldn't be more wrong, especially using any attendance figures from this lame-duck season in Montreal. The Expos have produced -- through scouting and drafting -- some exceptional major-league talent over the years, only to see these players traded or leave through free agency because of salary restrictions.</w:t>
-        <w:br/>
-        <w:t xml:space="preserve"> Why should any city support this ludicrous system? They are targeted for contraction because of attendance issues, but that is not the fix baseball needs. To side with Selig on this issue is to support that only wealthy teams and those cities willing to dump tax dollars into new stadiums as the teams that survive. This will not be the answer to the problems when those revenue streams dry up. What good will PNC Park be in five years when the Pirates are still struggling to reach .500?</w:t>
-        <w:br/>
-        <w:t xml:space="preserve"> I am prepared for the so-called journalists in this town to start hammering the fans of Pittsburgh for their lack of support rather than address the real problems with baseball.</w:t>
-        <w:br/>
-        <w:t xml:space="preserve"> KEVIN J. SAUNDERS</w:t>
-        <w:br/>
-        <w:t xml:space="preserve"> Allison Park</w:t>
-        <w:br/>
-        <w:t xml:space="preserve"> 2 minutes for bad writing      The hilarity of Mark Madden's columns never</w:t>
-        <w:br/>
-        <w:t>ceases to amaze me.</w:t>
-        <w:br/>
-        <w:t xml:space="preserve"> Madden wrote last week that he believes hockey is boring. I'd like to thank him for restating what has been glaringly obvious to every avid hockey aficionado in Pittsburgh since the beginning of the season. Well, everyone but Madden, that is. Somehow it doesn't surprise me that it has taken Madden the entire season to deduce that hockey has become a principally defensive game and, thus, is lower scoring. We also wouldn't want to forget that the NHL's talent pool has been diluted by the pet expansions of Gary Bettman.</w:t>
-        <w:br/>
-        <w:t xml:space="preserve"> While I'll agree that the NHL needs some major revamping, hockey -- unlike Madden's column -- is in no way boring.</w:t>
-        <w:br/>
-        <w:t xml:space="preserve"> AMANDA LUKAS</w:t>
-        <w:br/>
-        <w:t xml:space="preserve"> Allison Park</w:t>
-        <w:br/>
-        <w:t xml:space="preserve"> Bryant by the numbers      I hope Don Kelly Jr. checks the facts before</w:t>
-        <w:br/>
-        <w:t>writing another letter to the Post-Gazette Sports Mailbag.</w:t>
-        <w:br/>
-        <w:t xml:space="preserve"> Last week, Kelly wrote, "Antonio Bryant fattened up on Pitt's soft scheduling and didn't show up against the few good teams he played against."</w:t>
-        <w:br/>
-        <w:t xml:space="preserve"> The facts strongly contradict Kelly's ridiculous statement.</w:t>
-        <w:br/>
-        <w:t xml:space="preserve"> Here are some of Bryant's statistics against good teams in his career at Pitt: Notre Dame, 1999 (157 yards receiving, two touchdowns); Virginia Tech, 2000 (127 yards, three touchdowns); Boston College, 2000 (222 yards, two touchdowns); North Carolina, 2000 (212 yards, one touchdown); West Virginia, 2000 (two touchdowns); Iowa State, 2000 bowl game (two touchdowns); Virginia Tech, 2001 (93 yards, two touchdowns); and North Carolina State, 2001 bowl game (101 yards, two touchdowns).</w:t>
-        <w:br/>
-        <w:t xml:space="preserve"> Good luck to Bryant in the NFL. Thanks for the great Pitt memories.</w:t>
-        <w:br/>
-        <w:t xml:space="preserve"> MARK R. THOMPSON</w:t>
-        <w:br/>
-        <w:t xml:space="preserve"> Baldwin Township</w:t>
-        <w:br/>
-        <w:t xml:space="preserve"> Bryant by the numbers II       I don't know what is more laughable --</w:t>
-        <w:br/>
-        <w:t>reading Don Kelly Jr.'s letter last week or the Post-Gazette's decision to print it.</w:t>
-        <w:br/>
-        <w:t xml:space="preserve"> Kelly states, "Antonio Bryant fattened up on Pitt's soft scheduling and didn't show up against the few good teams he played against."</w:t>
-        <w:br/>
-        <w:t xml:space="preserve"> Of his five most productive games last season, one was against Rutgers (five receptions, 107 yards, three touchdowns). The other four games were against rival West Virginia (11 receptions, 186 yards, one touchdown), Virginia Tech (five receptions, 93 yards, two touchdowns), at Notre Dame (six receptions, 95 yards, one touchdown) and in the Tangerine Bowl against North Carolina State (seven receptions, 101 yards, two touchdowns, game MVP).</w:t>
-        <w:br/>
-        <w:t xml:space="preserve"> Maybe Kelly needs to watch a Pitt game every once in a while.</w:t>
-        <w:br/>
-        <w:t xml:space="preserve"> DENNY KNORR</w:t>
-        <w:br/>
-        <w:t xml:space="preserve"> Troy Hill</w:t>
-        <w:br/>
-        <w:t>Letters should be addressed to Sports Mailbag, Pittsburgh Post-Gazette, 34 Blvd. of the Allies, Pittsburgh PA 15222. They may also be sent by fax at 412-263-1926 or by e-mail to sports@post-gazette.com. All letters must include signature, address and phone number for confirmation and are subject to editing. The Post-Gazette cannot acknowledge all letters received. Preference will be given to letters 250 words or less.</w:t>
+        <w:t>photo Hassan Ammar, AP An Egyptian on his motorbike signs a petition June 2 for the Tamarod, Arabic for "rebel," a campaign calling for the ouster of President Mohammed Morsi and for early presidential elections, in the Shubra neighborhood in Cairo. Activists are trying to rally public discontent.</w:t>
       </w:r>
     </w:p>
     <w:sectPr>

--- a/example_articles/countries/Egypt/4.countries_Egypt_Other_publisher.docx
+++ b/example_articles/countries/Egypt/4.countries_Egypt_Other_publisher.docx
@@ -7,7 +7,7 @@
         <w:pStyle w:val="Heading1"/>
       </w:pPr>
       <w:r>
-        <w:t>Egyptians' petition campaign targets president</w:t>
+        <w:t>U.S. policy evolving amid Islamist victories</w:t>
       </w:r>
     </w:p>
     <w:p>
@@ -17,17 +17,17 @@
     </w:p>
     <w:p>
       <w:r>
-        <w:t>Date: 2013-06-11</w:t>
+        <w:t>Date: 2012-07-09</w:t>
       </w:r>
     </w:p>
     <w:p>
       <w:r>
-        <w:t>Section: NEWS; Pg. 5A</w:t>
+        <w:t>Section: NEWS; Pg. 7A</w:t>
       </w:r>
     </w:p>
     <w:p>
       <w:r>
-        <w:t>Source file: Other publishers/Files (500) (12).DOCX</w:t>
+        <w:t>Source file: Other publishers/Files (500) (17).DOCX</w:t>
       </w:r>
     </w:p>
     <w:p>
@@ -49,37 +49,47 @@
     </w:p>
     <w:p>
       <w:r>
-        <w:t>Instead of heading to Tahrir Square, Egyptians irate with their nation's troubled state are embracing a different form of political dissent: signing petitions.</w:t>
+        <w:t>The victories of Islamic parties in Egypt and elsewhere have forced the United States to embark on an untested strategy to engage with groups that have historically been hostile to American interests, analysts say.</w:t>
         <w:br/>
-        <w:t>A growing movement called the Tamarod -- or rebel -- campaign is collecting millions of signatures to show widespread distaste for President Mohammed Morsi and call for early presidential elections.</w:t>
+        <w:t>"From a U.S. perspective, we have no choice but to deal with the Muslim Brotherhood," says Shadi Hamid, an analyst at the Brookings Doha Center, a think tank in Qatar.  "I don't see what the alternative is."</w:t>
         <w:br/>
-        <w:t>"Morsi doesn't understand anything," said Shady Mohamed, a real estate agent in Cairo who signed the petition. "He doesn't understand the people or the country. ... And he just focuses on the Muslim Brotherhood, not the Egyptian people."</w:t>
+        <w:t>In the latest triumph for Islamist groups, Mohammed Morsi of the Muslim Brotherhood was elected president in Egypt last month.</w:t>
         <w:br/>
-        <w:t>The petitions have no legal implications, and the campaign doesn't offer leadership alternatives.</w:t>
+        <w:t>Islamist groups have also emerged strong in Tunisia, where the government is led by the Islamist party Ennahda,  and in Libya, where an Islamist party ran in elections Saturday, though the results were not yet known.</w:t>
         <w:br/>
-        <w:t>Still, the movement could pose more challenges for the deeply distressed state if it drives more unrest.</w:t>
+        <w:t>Although the U.S. has had good relations with regimes where political Islam is prevalent, such as in Saudi Arabia, its policy toward Islamist groups that are ousting long-standing regimes or pressuring them to change is evolving.</w:t>
         <w:br/>
-        <w:t>Petitions give voice to those who don't go to places such as Tahrir Square -- the heart of the uprising in 2011 -- where gatherings are divided along party lines and there is risk of violence and clashes.</w:t>
+        <w:t>"There's been a sea change in U.S. policy toward the Brotherhood," says James Phillips, a Middle East analyst at the Heritage Foundation, a think tank.</w:t>
         <w:br/>
-        <w:t>"The campaign is probably the largest grass-roots effort that we've seen since the start of the Jan. 25 (2011) revolution," said Tarek Radwan, associate director for the Atlantic Council's Rafik Hariri Center in Washington. "That in and of itself is significant, and to have a quantitative measure of those citizens who are against the Morsi government ... and against the Muslim Brotherhood, that directly counters the government rhetoric."</w:t>
+        <w:t>Middle East analysts are divided over whether the Obama administration's policy is a risk that will backfire or represents a pragmatic approach to rapidly changing events in the Arab world. Much depends on how the Muslim Brotherhood is viewed: whether it is a pragmatic organization whose leaders will compromise once in power or a group of extremists who are modifying their rhetoric to disguise their true intentions, Egypt analysts say.</w:t>
         <w:br/>
-        <w:t>In support of Morsi, Egyptian Islamists launched a counter-campaign, the Tagarod -- or "impartiality" -- movement in May. It calls for Morsi to complete the rest of his term and organizers claim it has more than 2 million signatures.</w:t>
+        <w:t>The George W. Bush administration viewed the Brotherhood as a "hostile ideological force," Phillips says. The Obama administration believes it can work with the Brotherhood as a political force, he says.</w:t>
         <w:br/>
-        <w:t>Organizers of the rebel movement are aiming for 15 million signatures by the end of June. That's more than the 13.2 million votes Morsi received in last year's presidential election.</w:t>
+        <w:t>"It certainly has become more accepting of the Brotherhood," says Daniel Serwer,  a professor at Johns Hopkins School of Advanced International Studies in Washington and a scholar at the Middle East Institute, a think tank.</w:t>
         <w:br/>
-        <w:t>Signatures are gathered on the streets, in workplaces, public meeting spaces and everywhere in between, and websites are available in Arabic, English, German and French, so people can join the effort online.</w:t>
+        <w:t>The Muslim Brotherhood is a movement that supports political Islam and opposes Western ideals of governance, spawning Islamist movements that range from the moderate in Jordan to violent jihadists such as Hamas in Gaza. Brotherhood members are forming political parties to vie for power as Arab Spring uprisings oust longtime rulers and pressure others to open up democratically.</w:t>
         <w:br/>
-        <w:t>In early June, the Tamarod group claimed it had more than 7 million signed requests for an early presidential vote.</w:t>
+        <w:t>The administration may feel it has little choice but to deal with elected Brotherhood leaders in Egypt, a country that had been an ally for years under dictator Hosni Mubarak, Middle East analysts say.</w:t>
         <w:br/>
-        <w:t>Protesters plan to host a mass demonstration in the capital June 30, marking one year since Morsi's inauguration.</w:t>
+        <w:t>White House spokesman Jay Carney has said the Obama administration has "broadened our engagement" with emerging parties in Egypt. Administration officials have met with Muslim Brotherhood leaders, and Carney says the White House will judge such leaders on how they act, not on their religious affiliation.</w:t>
         <w:br/>
-        <w:t>"Similarly to how you would have, in a liberal democracy, a pledge for campaign donations or actually putting your names to something as a promise to participate in a certain way, what the campaign is trying to accomplish is to have a guarantee, or numbers and obligation, from those agreeing to participate in a massive movement," said James Sunday, an academic coordinator and adjunct professor of political science at the American University in Cairo.</w:t>
+        <w:t>Some question what engagement will bring, especially on matters of importance such as terrorism and Israel's security.</w:t>
         <w:br/>
-        <w:t>Small protests and strikes are rife daily across the country as various professionals and working-class groups voice their demands or display frustration with Morsi.</w:t>
+        <w:t>The Muslim Brotherhood's leadership has said it supports Egypt's international treaties -- the peace treaty with Israel being one -- but some Brotherhood leaders have suggested the treaty should be reviewed.</w:t>
         <w:br/>
-        <w:t>But the June 30 protest date, set weeks in advance, shows there is planning involved in this rebel campaign.</w:t>
+        <w:t>"They're hostile in the long run to peaceful coexistence with Israel," Phillips says.</w:t>
         <w:br/>
-        <w:t xml:space="preserve">"We see a lot more forward thinking in terms of how to try to mobilize the mass numbers that they're actually calling for," Sunday said. </w:t>
+        <w:t>It is not clear that a Muslim Brotherhood government in Egypt would cooperate with the U.S. on combating terrorism. Hamas, which the U.S. and Europe consider a terrorist organization, is a Brotherhood offshoot that continues to allow the firing of missiles into Israel.</w:t>
+        <w:br/>
+        <w:t>"It's not going to be business as usual," Hamid says. "They're not going to go along with U.S. objectives and interests as Mubarak did."</w:t>
+        <w:br/>
+        <w:t>The Brotherhood's political agenda has not been made clear. Its platform during the campaign for the parliament and the presidency consisted of calls to elevate Islamic traditions, end corruption and repression and boost the standing of Egypt's impoverished millions. Its religious platform and rhetoric appealed to working-class and poor Egyptians in a way that non-religious parties and liberal politicians from the city never could, some analysts say.</w:t>
+        <w:br/>
+        <w:t>The liberals are popular in the cities "but have trouble connecting with ordinary Egyptians," Hamid says.</w:t>
+        <w:br/>
+        <w:t>Some say the Muslim Brotherhood's commitment to democracy extends only to winning power and its intent is to impose strict Islamic justice at home and a new hostility toward Israel abroad.</w:t>
+        <w:br/>
+        <w:t xml:space="preserve">"They made a tactical decision to use the democratic system to seize power," Phillips says. "Their long-term goals are still very radical." </w:t>
         <w:br/>
         <w:br/>
         <w:t>Graphic</w:t>
@@ -87,7 +97,7 @@
         <w:br/>
         <w:t xml:space="preserve"> </w:t>
         <w:br/>
-        <w:t>photo Hassan Ammar, AP An Egyptian on his motorbike signs a petition June 2 for the Tamarod, Arabic for "rebel," a campaign calling for the ouster of President Mohammed Morsi and for early presidential elections, in the Shubra neighborhood in Cairo. Activists are trying to rally public discontent.</w:t>
+        <w:t>photo By Mohammed Abd El Moaty, Egyptian Presidency, via AP Egypt's new president: Mohammed Morsi, shown at a military ceremony last week, challenged the nation's military leaders Sunday by calling for the Islamist-controlled parliament to reconvene.</w:t>
       </w:r>
     </w:p>
     <w:sectPr>
